--- a/HW03_DP1_17903260921520679.docx
+++ b/HW03_DP1_17903260921520679.docx
@@ -6,6 +6,7 @@
       <w:pPr>
         <w:jc w:val="center"/>
       </w:pPr>
+      <w:commentRangeStart w:id="0"/>
       <w:r>
         <w:rPr>
           <w:rFonts w:eastAsia="Calibri"/>
@@ -13,6 +14,13 @@
           <w:sz w:val="32"/>
         </w:rPr>
         <w:t>Homework 20261001</w:t>
+      </w:r>
+      <w:commentRangeEnd w:id="0"/>
+      <w:r>
+        <w:rPr>
+          <w:rStyle w:val="CommentReference"/>
+        </w:rPr>
+        <w:commentReference w:id="0"/>
       </w:r>
     </w:p>
     <w:p>
@@ -296,6 +304,7 @@
           <w:lang w:eastAsia="zh-CN"/>
         </w:rPr>
       </w:pPr>
+      <w:commentRangeStart w:id="1"/>
       <w:r>
         <w:rPr>
           <w:rFonts w:eastAsia="Calibri"/>
@@ -310,6 +319,13 @@
           <w:lang w:eastAsia="zh-CN"/>
         </w:rPr>
         <w:t>10</w:t>
+      </w:r>
+      <w:commentRangeEnd w:id="1"/>
+      <w:r>
+        <w:rPr>
+          <w:rStyle w:val="CommentReference"/>
+        </w:rPr>
+        <w:commentReference w:id="1"/>
       </w:r>
     </w:p>
     <w:p>
@@ -1007,6 +1023,7 @@
           <w:lang w:eastAsia="zh-CN"/>
         </w:rPr>
       </w:pPr>
+      <w:commentRangeStart w:id="2"/>
       <w:r>
         <w:rPr>
           <w:rFonts w:eastAsia="Calibri"/>
@@ -1021,6 +1038,13 @@
           <w:lang w:eastAsia="zh-CN"/>
         </w:rPr>
         <w:t>6</w:t>
+      </w:r>
+      <w:commentRangeEnd w:id="2"/>
+      <w:r>
+        <w:rPr>
+          <w:rStyle w:val="CommentReference"/>
+        </w:rPr>
+        <w:commentReference w:id="2"/>
       </w:r>
     </w:p>
     <w:p>
@@ -1841,6 +1865,7 @@
           <w:lang w:eastAsia="zh-CN"/>
         </w:rPr>
       </w:pPr>
+      <w:commentRangeStart w:id="3"/>
       <w:r>
         <w:rPr>
           <w:rFonts w:eastAsia="Calibri"/>
@@ -1856,6 +1881,13 @@
           <w:lang w:eastAsia="zh-CN"/>
         </w:rPr>
         <w:t>3</w:t>
+      </w:r>
+      <w:commentRangeEnd w:id="3"/>
+      <w:r>
+        <w:rPr>
+          <w:rStyle w:val="CommentReference"/>
+        </w:rPr>
+        <w:commentReference w:id="3"/>
       </w:r>
     </w:p>
     <w:p>
@@ -2925,6 +2957,7 @@
                 <w:lang w:eastAsia="zh-CN"/>
               </w:rPr>
             </w:pPr>
+            <w:commentRangeStart w:id="4"/>
             <w:r>
               <w:rPr>
                 <w:rFonts w:eastAsia="宋体"/>
@@ -2945,6 +2978,13 @@
                 <w:lang w:eastAsia="zh-CN"/>
               </w:rPr>
               <w:t>2</w:t>
+            </w:r>
+            <w:commentRangeEnd w:id="4"/>
+            <w:r>
+              <w:rPr>
+                <w:rStyle w:val="CommentReference"/>
+              </w:rPr>
+              <w:commentReference w:id="4"/>
             </w:r>
           </w:p>
           <w:p>
@@ -3791,6 +3831,7 @@
                 <w:sz w:val="19"/>
               </w:rPr>
             </w:pPr>
+            <w:commentRangeStart w:id="5"/>
             <w:r>
               <w:rPr>
                 <w:rFonts w:ascii="Consolas" w:eastAsia="Consolas" w:hAnsi="Consolas"/>
@@ -3831,6 +3872,13 @@
                 <w:sz w:val="19"/>
               </w:rPr>
               <w:t>;</w:t>
+            </w:r>
+            <w:commentRangeEnd w:id="5"/>
+            <w:r>
+              <w:rPr>
+                <w:rStyle w:val="CommentReference"/>
+              </w:rPr>
+              <w:commentReference w:id="5"/>
             </w:r>
           </w:p>
           <w:p>
@@ -5828,6 +5876,7 @@
                 <w:sz w:val="19"/>
               </w:rPr>
             </w:pPr>
+            <w:commentRangeStart w:id="6"/>
             <w:r>
               <w:rPr>
                 <w:rFonts w:ascii="Consolas" w:eastAsia="Consolas" w:hAnsi="Consolas"/>
@@ -5868,6 +5917,13 @@
                 <w:sz w:val="19"/>
               </w:rPr>
               <w:t>;</w:t>
+            </w:r>
+            <w:commentRangeEnd w:id="6"/>
+            <w:r>
+              <w:rPr>
+                <w:rStyle w:val="CommentReference"/>
+              </w:rPr>
+              <w:commentReference w:id="6"/>
             </w:r>
           </w:p>
           <w:p>
@@ -7442,6 +7498,7 @@
                 <w:sz w:val="19"/>
               </w:rPr>
             </w:pPr>
+            <w:commentRangeStart w:id="7"/>
             <w:r>
               <w:rPr>
                 <w:rFonts w:ascii="Consolas" w:eastAsia="Consolas" w:hAnsi="Consolas"/>
@@ -7483,6 +7540,13 @@
                 <w:sz w:val="19"/>
               </w:rPr>
               <w:t>;</w:t>
+            </w:r>
+            <w:commentRangeEnd w:id="7"/>
+            <w:r>
+              <w:rPr>
+                <w:rStyle w:val="CommentReference"/>
+              </w:rPr>
+              <w:commentReference w:id="7"/>
             </w:r>
           </w:p>
           <w:p>
@@ -9330,6 +9394,139 @@
     </w:sectPr>
   </w:body>
 </w:document>
+</file>
+
+<file path=word/comments.xml><?xml version="1.0" encoding="utf-8"?>
+<w:comments xmlns:a="http://schemas.openxmlformats.org/drawingml/2006/main" xmlns:pic="http://schemas.openxmlformats.org/drawingml/2006/picture" xmlns:r="http://schemas.openxmlformats.org/officeDocument/2006/relationships" xmlns:w="http://schemas.openxmlformats.org/wordprocessingml/2006/main" xmlns:wp="http://schemas.openxmlformats.org/drawingml/2006/wordprocessingDrawing" xmlns:mc="http://schemas.openxmlformats.org/markup-compatibility/2006" xmlns:a14="http://schemas.microsoft.com/office/drawing/2010/main" xmlns:w14="http://schemas.microsoft.com/office/word/2010/wordml" xmlns:wpc="http://schemas.microsoft.com/office/word/2010/wordprocessingCanvas">
+  <w:comment w:id="0" w:author="Gong Qiushi" w:initials="GQ" w:date="2026-10-08T13:02:10Z">
+    <w:p>
+      <w:pPr>
+        <w:pStyle w:val="CommentText"/>
+      </w:pPr>
+      <w:r>
+        <w:rPr>
+          <w:rStyle w:val="CommentReference"/>
+        </w:rPr>
+        <w:annotationRef/>
+      </w:r>
+      <w:r>
+        <w:t>HW03  (20261001)  —  88 / 100     Q1 11/14  ·  Q2 10/14  ·  Q3 15/16  ·  Q4 14/16  ·  Q5 16/18  ·  Q6 22/22</w:t>
+      </w:r>
+    </w:p>
+  </w:comment>
+  <w:comment w:id="1" w:author="Gong Qiushi" w:initials="GQ" w:date="2026-10-08T13:02:10Z">
+    <w:p>
+      <w:pPr>
+        <w:pStyle w:val="CommentText"/>
+      </w:pPr>
+      <w:r>
+        <w:rPr>
+          <w:rStyle w:val="CommentReference"/>
+        </w:rPr>
+        <w:annotationRef/>
+      </w:r>
+      <w:r>
+        <w:t>2/4  (-2 marks)  Q1(a) — you gave only the first line. The program prints **two** lines: `10` then `5`. `doubleIt(a)` returns 10, but the method receives its own *copy* of the value — the variable `a` itself is never changed, so `System.out.println(a)` still prints 5.</w:t>
+      </w:r>
+    </w:p>
+  </w:comment>
+  <w:comment w:id="2" w:author="Gong Qiushi" w:initials="GQ" w:date="2026-10-08T13:02:10Z">
+    <w:p>
+      <w:pPr>
+        <w:pStyle w:val="CommentText"/>
+      </w:pPr>
+      <w:r>
+        <w:rPr>
+          <w:rStyle w:val="CommentReference"/>
+        </w:rPr>
+        <w:annotationRef/>
+      </w:r>
+      <w:r>
+        <w:t>2/3  (-1 mark)  Q1(d) — the output `6` and `100` are both correct. The explanation was not given: the `y` inside `calc` is a **local** variable of that method — created when `calc` is called and destroyed when it returns. It is a completely different variable from the `y` declared in `main`, so `main`'s `y` is still 100.</w:t>
+      </w:r>
+    </w:p>
+  </w:comment>
+  <w:comment w:id="3" w:author="Gong Qiushi" w:initials="GQ" w:date="2026-10-08T13:02:10Z">
+    <w:p>
+      <w:pPr>
+        <w:pStyle w:val="CommentText"/>
+      </w:pPr>
+      <w:r>
+        <w:rPr>
+          <w:rStyle w:val="CommentReference"/>
+        </w:rPr>
+        <w:annotationRef/>
+      </w:r>
+      <w:r>
+        <w:t>0/4  (-4 marks)  Q2(c) — both outputs are wrong. `countDown(7)`: n goes 7 → 5 → 3 → 1 → −1, so the body runs **4** times → prints 4. `countDown(9)`: 9 → 7 → 5 → 3 → 1 → −1 → runs **5** times → prints 5. You stopped counting when n reached 0, but the condition is `while (n &gt; 0)` — the pass that takes n to −1 still counts.</w:t>
+      </w:r>
+    </w:p>
+  </w:comment>
+  <w:comment w:id="4" w:author="Gong Qiushi" w:initials="GQ" w:date="2026-10-08T13:02:10Z">
+    <w:p>
+      <w:pPr>
+        <w:pStyle w:val="CommentText"/>
+      </w:pPr>
+      <w:r>
+        <w:rPr>
+          <w:rStyle w:val="CommentReference"/>
+        </w:rPr>
+        <w:annotationRef/>
+      </w:r>
+      <w:r>
+        <w:t>9/10  (-1 mark)  Q3(a) — the five numeric columns are all correct. The **Output** column should stay blank for rows 1–3: the program prints nothing inside the loop. Only the last row records output, as you did.</w:t>
+      </w:r>
+    </w:p>
+  </w:comment>
+  <w:comment w:id="5" w:author="Gong Qiushi" w:initials="GQ" w:date="2026-10-08T13:02:10Z">
+    <w:p>
+      <w:pPr>
+        <w:pStyle w:val="CommentText"/>
+      </w:pPr>
+      <w:r>
+        <w:rPr>
+          <w:rStyle w:val="CommentReference"/>
+        </w:rPr>
+        <w:annotationRef/>
+      </w:r>
+      <w:r>
+        <w:t>14/16  (-2 marks)  Q4 — your logic is correct. Two marks lost: (1) the method must be named `maximum` exactly as specified — you called it `max` (-1); (2) "Show your code **and the expected output**" — no expected output was given (-1). Also note the `Scanner` declared at class level is never used — the one inside `main` is the one that matters.</w:t>
+      </w:r>
+    </w:p>
+  </w:comment>
+  <w:comment w:id="6" w:author="Gong Qiushi" w:initials="GQ" w:date="2026-10-08T13:02:10Z">
+    <w:p>
+      <w:pPr>
+        <w:pStyle w:val="CommentText"/>
+      </w:pPr>
+      <w:r>
+        <w:rPr>
+          <w:rStyle w:val="CommentReference"/>
+        </w:rPr>
+        <w:annotationRef/>
+      </w:r>
+      <w:r>
+        <w:t>16/18  (-2 marks)  Q5 — `countVowels` is perfect. Two small errors in `main`: (1) `scan.next()` reads only **one word** (it stops at the first space), but the question says read a **line** — use `scan.nextLine()`. With the input `Hello World` your program counts only `Hello` (-1); (2) the required output is `Vowels: &lt;count&gt;`; you wrote `"Vowels" + Vowels`, which prints `Vowels3` with no colon and no space (-1).</w:t>
+      </w:r>
+    </w:p>
+  </w:comment>
+  <w:comment w:id="7" w:author="Gong Qiushi" w:initials="GQ" w:date="2026-10-08T13:02:10Z">
+    <w:p>
+      <w:pPr>
+        <w:pStyle w:val="CommentText"/>
+      </w:pPr>
+      <w:r>
+        <w:rPr>
+          <w:rStyle w:val="CommentReference"/>
+        </w:rPr>
+        <w:annotationRef/>
+      </w:r>
+      <w:r>
+        <w:t>22/22  Q6 — full marks. Correct solution, including `i &lt; n` for the divisor range and the early `break`. One style note (not penalised): the required output is `Count: &lt;count&gt;`, and `"Count:" + primeCount` prints `Count:8` without the space — write it as `"Count: "` so the output matches the specification exactly.</w:t>
+      </w:r>
+    </w:p>
+  </w:comment>
+</w:comments>
 </file>
 
 <file path=word/endnotes.xml><?xml version="1.0" encoding="utf-8"?>
